--- a/docs/Click-n-likes-Terms-of-Service-DRAFT-for-legal-review.docx
+++ b/docs/Click-n-likes-Terms-of-Service-DRAFT-for-legal-review.docx
@@ -63,7 +63,7 @@
           <w:sz w:val="21"/>
           <w:szCs w:val="21"/>
         </w:rPr>
-        <w:t xml:space="preserve">Prepared by: Click.n.likes, Ahmedabad &amp; Mumbai, India. Version: July 2026 draft. Base currency: INR.</w:t>
+        <w:t xml:space="preserve">Prepared by: Click.n.likes, India. Version: July 2026 draft. Base currency: INR.</w:t>
       </w:r>
     </w:p>
     <w:tbl>
@@ -147,7 +147,7 @@
           <w:sz w:val="21"/>
           <w:szCs w:val="21"/>
         </w:rPr>
-        <w:t xml:space="preserve">Click.n.likes is a solo-operated digital marketing agency based in Ahmedabad and Mumbai, serving clients in India and internationally. Services are sold as monthly retainers (SEO, Local SEO, AI SEO, Social Media, Content, Paid Campaigns) and as one-time projects (Website Development).</w:t>
+        <w:t xml:space="preserve">Click.n.likes is a digital marketing agency registered in India, serving clients in India and internationally. Services are supplied on a monthly basis under a client-selected term (SEO, Local SEO, AI SEO, Social Media, Content, Paid Campaigns) and as one-time projects (Website Development).</w:t>
       </w:r>
     </w:p>
     <w:p>
@@ -215,7 +215,7 @@
           <w:sz w:val="21"/>
           <w:szCs w:val="21"/>
         </w:rPr>
-        <w:t xml:space="preserve">Duration incentives: on a 6-month commitment the client pays for 5 months; on a 12-month commitment, 10 months.</w:t>
+        <w:t xml:space="preserve">Term options of 1, 3, 6 or 12 months, billed monthly in advance. On a 6-month term the client is charged for 5 months; on a 12-month term, for 10. The free months fall at the END of the term, so they are earned by completing it.</w:t>
       </w:r>
     </w:p>
     <w:p>
@@ -250,6 +250,23 @@
           <w:szCs w:val="21"/>
         </w:rPr>
         <w:t xml:space="preserve">Prices are displayed in the visitor’s local currency for convenience but the engagement is billed in the base currency stated in the proposal.</w:t>
+      </w:r>
+    </w:p>
+    <w:p>
+      <w:pPr>
+        <w:pStyle w:val="ListParagraph"/>
+        <w:numPr>
+          <w:ilvl w:val="0"/>
+          <w:numId w:val="2"/>
+        </w:numPr>
+        <w:spacing w:after="90" w:line="276"/>
+      </w:pPr>
+      <w:r>
+        <w:rPr>
+          <w:sz w:val="21"/>
+          <w:szCs w:val="21"/>
+        </w:rPr>
+        <w:t xml:space="preserve">We need clear, client-facing refund and cancellation policies, and language that builds confidence rather than reading as a disclaimer.</w:t>
       </w:r>
     </w:p>
     <w:p>
@@ -329,95 +346,117 @@
           <w:sz w:val="21"/>
           <w:szCs w:val="21"/>
         </w:rPr>
-        <w:t xml:space="preserve">2. Fees and payment. </w:t>
-      </w:r>
-      <w:r>
-        <w:rPr>
-          <w:sz w:val="21"/>
-          <w:szCs w:val="21"/>
-        </w:rPr>
-        <w:t xml:space="preserve">Fees are as stated in the Proposal, in the currency stated there. Our base currency is INR; amounts displayed in other currencies on the website are indicative at the prevailing rate and are confirmed in the Proposal. Monthly services are invoiced in advance. One-time projects are typically invoiced 50% to commence and 50% on delivery unless the Proposal states otherwise. Invoices are payable within 7 days, and work on overdue accounts may be paused until payment is received.</w:t>
-      </w:r>
-    </w:p>
-    <w:p>
-      <w:pPr>
-        <w:spacing w:after="140" w:before="180" w:line="276"/>
-      </w:pPr>
-      <w:r>
-        <w:rPr>
-          <w:b/>
-          <w:bCs/>
-          <w:color w:val="1A2B4A"/>
-          <w:sz w:val="21"/>
-          <w:szCs w:val="21"/>
-        </w:rPr>
-        <w:t xml:space="preserve">3. Taxes. </w:t>
-      </w:r>
-      <w:r>
-        <w:rPr>
-          <w:sz w:val="21"/>
-          <w:szCs w:val="21"/>
-        </w:rPr>
-        <w:t xml:space="preserve">All fees are exclusive of GST and any other applicable taxes, duties or levies, which will be charged in addition at the prevailing rate. [Confirm GST treatment, place-of-supply rules for overseas clients, and any withholding/TDS position.]</w:t>
-      </w:r>
-    </w:p>
-    <w:p>
-      <w:pPr>
-        <w:spacing w:after="140" w:before="180" w:line="276"/>
-      </w:pPr>
-      <w:r>
-        <w:rPr>
-          <w:b/>
-          <w:bCs/>
-          <w:color w:val="1A2B4A"/>
-          <w:sz w:val="21"/>
-          <w:szCs w:val="21"/>
-        </w:rPr>
-        <w:t xml:space="preserve">4. Costs payable by the client directly. </w:t>
-      </w:r>
-      <w:r>
-        <w:rPr>
-          <w:sz w:val="21"/>
-          <w:szCs w:val="21"/>
-        </w:rPr>
-        <w:t xml:space="preserve">Advertising spend, the client’s domain, hosting and any CMS or plugin licences, premium stock, fonts or third-party tools, and photography/videography production are the client’s own costs. They are paid by the client directly to the relevant provider, are purchased in the client’s own name where applicable, and are not included in our fees.</w:t>
-      </w:r>
-    </w:p>
-    <w:p>
-      <w:pPr>
-        <w:spacing w:after="140" w:before="180" w:line="276"/>
-      </w:pPr>
-      <w:r>
-        <w:rPr>
-          <w:b/>
-          <w:bCs/>
-          <w:color w:val="1A2B4A"/>
-          <w:sz w:val="21"/>
-          <w:szCs w:val="21"/>
-        </w:rPr>
-        <w:t xml:space="preserve">5. Multi-service discount and duration. </w:t>
-      </w:r>
-      <w:r>
-        <w:rPr>
-          <w:sz w:val="21"/>
-          <w:szCs w:val="21"/>
-        </w:rPr>
-        <w:t xml:space="preserve">A discount of 15% applies where two or more services are engaged concurrently. On a six-month commitment the client is charged for five months, and on a twelve-month commitment the client is charged for ten months. Duration commitments run for the agreed term. Where a discounted term is ended early by the client, the discount applied to the months already delivered may be forfeited and become payable. [Please confirm this forfeiture mechanic is enforceable and drafted correctly.]</w:t>
-      </w:r>
-    </w:p>
-    <w:p>
-      <w:pPr>
-        <w:spacing w:after="140" w:before="180" w:line="276"/>
-      </w:pPr>
-      <w:r>
-        <w:rPr>
-          <w:b/>
-          <w:bCs/>
-          <w:color w:val="1A2B4A"/>
-          <w:sz w:val="21"/>
-          <w:szCs w:val="21"/>
-        </w:rPr>
-        <w:t xml:space="preserve">6. Client responsibilities. </w:t>
+        <w:t xml:space="preserve">2. Term, packages and billing. </w:t>
+      </w:r>
+      <w:r>
+        <w:rPr>
+          <w:sz w:val="21"/>
+          <w:szCs w:val="21"/>
+        </w:rPr>
+        <w:t xml:space="preserve">Monthly services are supplied for the term the client selects — 1, 3, 6 or 12 months — and are invoiced monthly in advance throughout that term. A term is not a lump-sum package: the client pays month by month, and the term fixes how long the engagement runs and which incentives apply. On a 6-month term, months 1 to 5 are chargeable and month 6 is supplied at no charge. On a 12-month term, months 1 to 10 are chargeable and months 11 and 12 are supplied at no charge. The complimentary months fall at the end of the term and are earned by completing it. One-time projects are invoiced 50% to commence and 50% on delivery unless the Proposal states otherwise.</w:t>
+      </w:r>
+    </w:p>
+    <w:p>
+      <w:pPr>
+        <w:spacing w:after="140" w:before="180" w:line="276"/>
+      </w:pPr>
+      <w:r>
+        <w:rPr>
+          <w:b/>
+          <w:bCs/>
+          <w:color w:val="1A2B4A"/>
+          <w:sz w:val="21"/>
+          <w:szCs w:val="21"/>
+        </w:rPr>
+        <w:t xml:space="preserve">3. Fees and invoicing. </w:t>
+      </w:r>
+      <w:r>
+        <w:rPr>
+          <w:sz w:val="21"/>
+          <w:szCs w:val="21"/>
+        </w:rPr>
+        <w:t xml:space="preserve">Fees are as stated in the Proposal, in the currency stated there. Our base currency is INR; amounts displayed in other currencies on our website are indicative at the prevailing rate and are confirmed in the Proposal. Invoices are payable within 7 days. Where an account falls overdue we may pause work after giving written notice, and we resume promptly once payment is received.</w:t>
+      </w:r>
+    </w:p>
+    <w:p>
+      <w:pPr>
+        <w:spacing w:after="140" w:before="180" w:line="276"/>
+      </w:pPr>
+      <w:r>
+        <w:rPr>
+          <w:b/>
+          <w:bCs/>
+          <w:color w:val="1A2B4A"/>
+          <w:sz w:val="21"/>
+          <w:szCs w:val="21"/>
+        </w:rPr>
+        <w:t xml:space="preserve">4. Taxes. </w:t>
+      </w:r>
+      <w:r>
+        <w:rPr>
+          <w:sz w:val="21"/>
+          <w:szCs w:val="21"/>
+        </w:rPr>
+        <w:t xml:space="preserve">All fees are exclusive of tax. We are not presently registered for GST and accordingly no GST is charged on our invoices. Where we become liable to register for GST, or where any other tax, duty or levy becomes applicable, it will be charged in addition at the prevailing rate and shown separately on the invoice. [For the tax adviser: please confirm the aggregate-turnover threshold that triggers registration, whether fees invoiced to clients outside India count toward that threshold, and the treatment of export of services, including any LUT requirement, once registration applies.]</w:t>
+      </w:r>
+    </w:p>
+    <w:p>
+      <w:pPr>
+        <w:spacing w:after="140" w:before="180" w:line="276"/>
+      </w:pPr>
+      <w:r>
+        <w:rPr>
+          <w:b/>
+          <w:bCs/>
+          <w:color w:val="1A2B4A"/>
+          <w:sz w:val="21"/>
+          <w:szCs w:val="21"/>
+        </w:rPr>
+        <w:t xml:space="preserve">5. Multi-service discount. </w:t>
+      </w:r>
+      <w:r>
+        <w:rPr>
+          <w:sz w:val="21"/>
+          <w:szCs w:val="21"/>
+        </w:rPr>
+        <w:t xml:space="preserve">A discount of 15% applies to the monthly fee for each month in which two or more services are active. If the client reduces the engagement to a single service, the discount ceases from the following month. A discount already applied to a completed month is never recalculated or reclaimed.</w:t>
+      </w:r>
+    </w:p>
+    <w:p>
+      <w:pPr>
+        <w:spacing w:after="140" w:before="180" w:line="276"/>
+      </w:pPr>
+      <w:r>
+        <w:rPr>
+          <w:b/>
+          <w:bCs/>
+          <w:color w:val="1A2B4A"/>
+          <w:sz w:val="21"/>
+          <w:szCs w:val="21"/>
+        </w:rPr>
+        <w:t xml:space="preserve">6. Costs payable by the client directly. </w:t>
+      </w:r>
+      <w:r>
+        <w:rPr>
+          <w:sz w:val="21"/>
+          <w:szCs w:val="21"/>
+        </w:rPr>
+        <w:t xml:space="preserve">Advertising spend, the client’s domain, hosting and any CMS or plugin licences, premium stock, fonts or third-party tools, and photography or videography production are the client’s own costs. They are paid by the client directly to the relevant provider, are purchased in the client’s own name where applicable, and are not included in our fees.</w:t>
+      </w:r>
+    </w:p>
+    <w:p>
+      <w:pPr>
+        <w:spacing w:after="140" w:before="180" w:line="276"/>
+      </w:pPr>
+      <w:r>
+        <w:rPr>
+          <w:b/>
+          <w:bCs/>
+          <w:color w:val="1A2B4A"/>
+          <w:sz w:val="21"/>
+          <w:szCs w:val="21"/>
+        </w:rPr>
+        <w:t xml:space="preserve">7. Client responsibilities. </w:t>
       </w:r>
       <w:r>
         <w:rPr>
@@ -439,51 +478,254 @@
           <w:sz w:val="21"/>
           <w:szCs w:val="21"/>
         </w:rPr>
-        <w:t xml:space="preserve">7. Revisions and approvals. </w:t>
-      </w:r>
-      <w:r>
-        <w:rPr>
-          <w:sz w:val="21"/>
-          <w:szCs w:val="21"/>
-        </w:rPr>
-        <w:t xml:space="preserve">Deliverables include the number of revision rounds stated in the Proposal. Further revisions are quoted separately.</w:t>
-      </w:r>
-    </w:p>
-    <w:p>
-      <w:pPr>
-        <w:spacing w:after="140" w:before="180" w:line="276"/>
-      </w:pPr>
-      <w:r>
-        <w:rPr>
-          <w:b/>
-          <w:bCs/>
-          <w:color w:val="1A2B4A"/>
-          <w:sz w:val="21"/>
-          <w:szCs w:val="21"/>
-        </w:rPr>
-        <w:t xml:space="preserve">8. Cancellation and termination. </w:t>
-      </w:r>
-      <w:r>
-        <w:rPr>
-          <w:sz w:val="21"/>
-          <w:szCs w:val="21"/>
-        </w:rPr>
-        <w:t xml:space="preserve">Either party may terminate a monthly engagement on 30 days’ written notice. Fees for services already performed remain payable. A one-time project may be cancelled prior to delivery, with payment due for work completed to the date of cancellation. Either party may terminate immediately for material breach that is not remedied within a reasonable period.</w:t>
-      </w:r>
-    </w:p>
-    <w:p>
-      <w:pPr>
-        <w:spacing w:after="140" w:before="180" w:line="276"/>
-      </w:pPr>
-      <w:r>
-        <w:rPr>
-          <w:b/>
-          <w:bCs/>
-          <w:color w:val="1A2B4A"/>
-          <w:sz w:val="21"/>
-          <w:szCs w:val="21"/>
-        </w:rPr>
-        <w:t xml:space="preserve">9. Intellectual property. </w:t>
+        <w:t xml:space="preserve">8. Revisions and approvals. </w:t>
+      </w:r>
+      <w:r>
+        <w:rPr>
+          <w:sz w:val="21"/>
+          <w:szCs w:val="21"/>
+        </w:rPr>
+        <w:t xml:space="preserve">Deliverables include the number of revision rounds stated in the Proposal. Further revisions are quoted separately before they are undertaken.</w:t>
+      </w:r>
+    </w:p>
+    <w:p>
+      <w:pPr>
+        <w:pStyle w:val="Heading2"/>
+        <w:spacing w:after="120" w:before="260"/>
+      </w:pPr>
+      <w:r>
+        <w:t xml:space="preserve">Cancellation</w:t>
+      </w:r>
+    </w:p>
+    <w:p>
+      <w:pPr>
+        <w:spacing w:after="140" w:before="180" w:line="276"/>
+      </w:pPr>
+      <w:r>
+        <w:rPr>
+          <w:b/>
+          <w:bCs/>
+          <w:color w:val="1A2B4A"/>
+          <w:sz w:val="21"/>
+          <w:szCs w:val="21"/>
+        </w:rPr>
+        <w:t xml:space="preserve">9. Cancellation by the client. </w:t>
+      </w:r>
+      <w:r>
+        <w:rPr>
+          <w:sz w:val="21"/>
+          <w:szCs w:val="21"/>
+        </w:rPr>
+        <w:t xml:space="preserve">The client may cancel at any time by giving 30 days’ written notice. During the notice period we continue to deliver the services and the fee for that period remains payable. Where the client is part-way through a 6- or 12-month term, the complimentary months at the end of that term are not reached and therefore do not apply; no penalty, exit fee or recalculation of past months is charged. A one-time project may be cancelled before delivery, with payment due only for the work completed to the date of cancellation.</w:t>
+      </w:r>
+    </w:p>
+    <w:p>
+      <w:pPr>
+        <w:spacing w:after="140" w:before="180" w:line="276"/>
+      </w:pPr>
+      <w:r>
+        <w:rPr>
+          <w:b/>
+          <w:bCs/>
+          <w:color w:val="1A2B4A"/>
+          <w:sz w:val="21"/>
+          <w:szCs w:val="21"/>
+        </w:rPr>
+        <w:t xml:space="preserve">10. Cancellation by us. </w:t>
+      </w:r>
+      <w:r>
+        <w:rPr>
+          <w:sz w:val="21"/>
+          <w:szCs w:val="21"/>
+        </w:rPr>
+        <w:t xml:space="preserve">We may cancel on the same 30 days’ written notice. If we cancel for any reason other than the client’s breach or non-payment, we will refund any fees paid for services not yet delivered, complete any work already invoiced, and hand over all deliverables and account access in a usable state.</w:t>
+      </w:r>
+    </w:p>
+    <w:p>
+      <w:pPr>
+        <w:spacing w:after="140" w:before="180" w:line="276"/>
+      </w:pPr>
+      <w:r>
+        <w:rPr>
+          <w:b/>
+          <w:bCs/>
+          <w:color w:val="1A2B4A"/>
+          <w:sz w:val="21"/>
+          <w:szCs w:val="21"/>
+        </w:rPr>
+        <w:t xml:space="preserve">11. Termination for cause. </w:t>
+      </w:r>
+      <w:r>
+        <w:rPr>
+          <w:sz w:val="21"/>
+          <w:szCs w:val="21"/>
+        </w:rPr>
+        <w:t xml:space="preserve">Either party may terminate immediately, by written notice, if the other commits a material breach that is not remedied within 14 days of being notified of it, becomes insolvent, or is required to stop by law.</w:t>
+      </w:r>
+    </w:p>
+    <w:p>
+      <w:pPr>
+        <w:pStyle w:val="Heading2"/>
+        <w:spacing w:after="120" w:before="260"/>
+      </w:pPr>
+      <w:r>
+        <w:t xml:space="preserve">Refunds</w:t>
+      </w:r>
+    </w:p>
+    <w:p>
+      <w:pPr>
+        <w:spacing w:after="140" w:before="180" w:line="276"/>
+      </w:pPr>
+      <w:r>
+        <w:rPr>
+          <w:b/>
+          <w:bCs/>
+          <w:color w:val="1A2B4A"/>
+          <w:sz w:val="21"/>
+          <w:szCs w:val="21"/>
+        </w:rPr>
+        <w:t xml:space="preserve">12. Refund policy. </w:t>
+      </w:r>
+      <w:r>
+        <w:rPr>
+          <w:sz w:val="21"/>
+          <w:szCs w:val="21"/>
+        </w:rPr>
+        <w:t xml:space="preserve">Fees for services already delivered are not refundable, because the work has been performed. Any amount paid in advance for services not yet delivered is refunded in full, or credited against future work if the client prefers, within 14 working days of the engagement ending. For one-time projects, the commencement payment covers work undertaken from the date of instruction and is refundable only to the extent it exceeds the value of the work completed at the point of cancellation. Advertising spend is held by the advertising platform and never by us, so any refund of unspent budget is governed by that platform’s own rules and is claimed by the client directly. Domain, hosting, licences and third-party tools are purchased by the client in the client’s own name and are refundable only under the terms of the relevant provider.</w:t>
+      </w:r>
+    </w:p>
+    <w:p>
+      <w:pPr>
+        <w:spacing w:after="140" w:before="180" w:line="276"/>
+      </w:pPr>
+      <w:r>
+        <w:rPr>
+          <w:b/>
+          <w:bCs/>
+          <w:color w:val="1A2B4A"/>
+          <w:sz w:val="21"/>
+          <w:szCs w:val="21"/>
+        </w:rPr>
+        <w:t xml:space="preserve">13. If something goes wrong. </w:t>
+      </w:r>
+      <w:r>
+        <w:rPr>
+          <w:sz w:val="21"/>
+          <w:szCs w:val="21"/>
+        </w:rPr>
+        <w:t xml:space="preserve">If the client is dissatisfied with any deliverable, we ask that it is raised in writing within 14 days of delivery. We will correct any work that does not match what the Proposal describes, at our cost and as a priority. This is in addition to, and does not limit, the client’s rights at law.</w:t>
+      </w:r>
+    </w:p>
+    <w:p>
+      <w:pPr>
+        <w:pStyle w:val="Heading2"/>
+        <w:spacing w:after="120" w:before="260"/>
+      </w:pPr>
+      <w:r>
+        <w:t xml:space="preserve">Standards, ownership and liability</w:t>
+      </w:r>
+    </w:p>
+    <w:p>
+      <w:pPr>
+        <w:spacing w:after="140" w:before="180" w:line="276"/>
+      </w:pPr>
+      <w:r>
+        <w:rPr>
+          <w:b/>
+          <w:bCs/>
+          <w:color w:val="1A2B4A"/>
+          <w:sz w:val="21"/>
+          <w:szCs w:val="21"/>
+        </w:rPr>
+        <w:t xml:space="preserve">14. What we commit to. </w:t>
+      </w:r>
+      <w:r>
+        <w:rPr>
+          <w:sz w:val="21"/>
+          <w:szCs w:val="21"/>
+        </w:rPr>
+        <w:t xml:space="preserve">We commit to delivering the specific work described in the Proposal, to a professional standard, to the agreed volumes and timelines; to reporting honestly against the leads and enquiries generated rather than vanity metrics; to labelling clearly which findings are verified from live data and which are self-reported; and to keeping the client informed of what has been done and what is planned. Where our work is measured, it is measured against these commitments.</w:t>
+      </w:r>
+    </w:p>
+    <w:p>
+      <w:pPr>
+        <w:spacing w:after="140" w:before="180" w:line="276"/>
+      </w:pPr>
+      <w:r>
+        <w:rPr>
+          <w:b/>
+          <w:bCs/>
+          <w:color w:val="1A2B4A"/>
+          <w:sz w:val="21"/>
+          <w:szCs w:val="21"/>
+        </w:rPr>
+        <w:t xml:space="preserve">15. What we cannot promise. </w:t>
+      </w:r>
+      <w:r>
+        <w:rPr>
+          <w:sz w:val="21"/>
+          <w:szCs w:val="21"/>
+        </w:rPr>
+        <w:t xml:space="preserve">We cannot promise a particular search ranking, volume of traffic, number of leads, conversion rate or revenue figure, because these are determined by search engine and AI ranking systems, advertising platform behaviour, competitor activity and conditions in the client’s own market, none of which are within our control or within the control of any agency. No statement made by us, on our website or in any proposal, is to be read as a guarantee of a commercial outcome.</w:t>
+      </w:r>
+    </w:p>
+    <w:p>
+      <w:pPr>
+        <w:spacing w:after="140" w:before="180" w:line="276"/>
+      </w:pPr>
+      <w:r>
+        <w:rPr>
+          <w:b/>
+          <w:bCs/>
+          <w:color w:val="1A2B4A"/>
+          <w:sz w:val="21"/>
+          <w:szCs w:val="21"/>
+        </w:rPr>
+        <w:t xml:space="preserve">16. Third-party platforms. </w:t>
+      </w:r>
+      <w:r>
+        <w:rPr>
+          <w:sz w:val="21"/>
+          <w:szCs w:val="21"/>
+        </w:rPr>
+        <w:t xml:space="preserve">Our services rely on third-party platforms including search engines, advertising networks, social media platforms, hosting providers and content management systems. We are not responsible for changes to, interruptions in, suspension of, or decisions taken by those platforms, including account suspensions or changes to their ranking systems.</w:t>
+      </w:r>
+    </w:p>
+    <w:p>
+      <w:pPr>
+        <w:spacing w:after="140" w:before="180" w:line="276"/>
+      </w:pPr>
+      <w:r>
+        <w:rPr>
+          <w:b/>
+          <w:bCs/>
+          <w:color w:val="1A2B4A"/>
+          <w:sz w:val="21"/>
+          <w:szCs w:val="21"/>
+        </w:rPr>
+        <w:t xml:space="preserve">17. Free tools on our website. </w:t>
+      </w:r>
+      <w:r>
+        <w:rPr>
+          <w:sz w:val="21"/>
+          <w:szCs w:val="21"/>
+        </w:rPr>
+        <w:t xml:space="preserve">The self-serve tools on our website generate directional estimates using either data fetched live from a page submitted by the user or information self-reported by the user, and each result is labelled accordingly. They do not constitute a professional audit and are provided without warranty.</w:t>
+      </w:r>
+    </w:p>
+    <w:p>
+      <w:pPr>
+        <w:spacing w:after="140" w:before="180" w:line="276"/>
+      </w:pPr>
+      <w:r>
+        <w:rPr>
+          <w:b/>
+          <w:bCs/>
+          <w:color w:val="1A2B4A"/>
+          <w:sz w:val="21"/>
+          <w:szCs w:val="21"/>
+        </w:rPr>
+        <w:t xml:space="preserve">18. Intellectual property. </w:t>
       </w:r>
       <w:r>
         <w:rPr>
@@ -505,7 +747,7 @@
           <w:sz w:val="21"/>
           <w:szCs w:val="21"/>
         </w:rPr>
-        <w:t xml:space="preserve">10. Confidentiality. </w:t>
+        <w:t xml:space="preserve">19. Confidentiality. </w:t>
       </w:r>
       <w:r>
         <w:rPr>
@@ -527,117 +769,51 @@
           <w:sz w:val="21"/>
           <w:szCs w:val="21"/>
         </w:rPr>
-        <w:t xml:space="preserve">11. Data protection. </w:t>
-      </w:r>
-      <w:r>
-        <w:rPr>
-          <w:sz w:val="21"/>
-          <w:szCs w:val="21"/>
-        </w:rPr>
-        <w:t xml:space="preserve">Each party will comply with applicable data protection law in relation to any personal data processed in connection with the engagement, including the Digital Personal Data Protection Act, 2023 where applicable. [Please advise whether a separate data processing schedule is required, particularly for clients outside India.]</w:t>
-      </w:r>
-    </w:p>
-    <w:p>
-      <w:pPr>
-        <w:spacing w:after="140" w:before="180" w:line="276"/>
-      </w:pPr>
-      <w:r>
-        <w:rPr>
-          <w:b/>
-          <w:bCs/>
-          <w:color w:val="1A2B4A"/>
-          <w:sz w:val="21"/>
-          <w:szCs w:val="21"/>
-        </w:rPr>
-        <w:t xml:space="preserve">12. No guarantee of outcomes. </w:t>
-      </w:r>
-      <w:r>
-        <w:rPr>
-          <w:sz w:val="21"/>
-          <w:szCs w:val="21"/>
-        </w:rPr>
-        <w:t xml:space="preserve">We undertake to perform the work described in the Proposal to a professional standard. We do not guarantee any specific search ranking, volume of traffic, number of leads, conversion rate or revenue outcome. Such results depend on factors outside our control, including search engine and AI algorithms, advertising platform behaviour, competitor activity and conditions in the client’s own market.</w:t>
-      </w:r>
-    </w:p>
-    <w:p>
-      <w:pPr>
-        <w:spacing w:after="140" w:before="180" w:line="276"/>
-      </w:pPr>
-      <w:r>
-        <w:rPr>
-          <w:b/>
-          <w:bCs/>
-          <w:color w:val="1A2B4A"/>
-          <w:sz w:val="21"/>
-          <w:szCs w:val="21"/>
-        </w:rPr>
-        <w:t xml:space="preserve">13. Third-party platforms. </w:t>
-      </w:r>
-      <w:r>
-        <w:rPr>
-          <w:sz w:val="21"/>
-          <w:szCs w:val="21"/>
-        </w:rPr>
-        <w:t xml:space="preserve">Our services rely on third-party platforms including search engines, advertising networks, social media platforms, hosting providers and content management systems. We are not responsible for changes to, interruptions in, suspension of, or decisions taken by those platforms, including account suspensions or algorithm changes.</w:t>
-      </w:r>
-    </w:p>
-    <w:p>
-      <w:pPr>
-        <w:spacing w:after="140" w:before="180" w:line="276"/>
-      </w:pPr>
-      <w:r>
-        <w:rPr>
-          <w:b/>
-          <w:bCs/>
-          <w:color w:val="1A2B4A"/>
-          <w:sz w:val="21"/>
-          <w:szCs w:val="21"/>
-        </w:rPr>
-        <w:t xml:space="preserve">14. Free tools on our website. </w:t>
-      </w:r>
-      <w:r>
-        <w:rPr>
-          <w:sz w:val="21"/>
-          <w:szCs w:val="21"/>
-        </w:rPr>
-        <w:t xml:space="preserve">The self-serve tools on our website generate directional estimates using either data fetched live from a page submitted by the user or information self-reported by the user, and each result is labelled accordingly. They do not constitute a professional audit and are provided without warranty.</w:t>
-      </w:r>
-    </w:p>
-    <w:p>
-      <w:pPr>
-        <w:spacing w:after="140" w:before="180" w:line="276"/>
-      </w:pPr>
-      <w:r>
-        <w:rPr>
-          <w:b/>
-          <w:bCs/>
-          <w:color w:val="1A2B4A"/>
-          <w:sz w:val="21"/>
-          <w:szCs w:val="21"/>
-        </w:rPr>
-        <w:t xml:space="preserve">15. Limitation of liability. </w:t>
-      </w:r>
-      <w:r>
-        <w:rPr>
-          <w:sz w:val="21"/>
-          <w:szCs w:val="21"/>
-        </w:rPr>
-        <w:t xml:space="preserve">To the maximum extent permitted by law, neither party is liable for indirect, incidental, special or consequential loss, including loss of revenue, profits, business or goodwill. Our aggregate liability arising out of or in connection with the engagement is limited to the total fees paid to us for the services in the three months preceding the event giving rise to the claim. Nothing in these terms limits liability for fraud, wilful misconduct, or any liability that cannot lawfully be limited. [Please confirm the cap and the carve-outs.]</w:t>
-      </w:r>
-    </w:p>
-    <w:p>
-      <w:pPr>
-        <w:spacing w:after="140" w:before="180" w:line="276"/>
-      </w:pPr>
-      <w:r>
-        <w:rPr>
-          <w:b/>
-          <w:bCs/>
-          <w:color w:val="1A2B4A"/>
-          <w:sz w:val="21"/>
-          <w:szCs w:val="21"/>
-        </w:rPr>
-        <w:t xml:space="preserve">16. Force majeure. </w:t>
+        <w:t xml:space="preserve">20. Data protection. </w:t>
+      </w:r>
+      <w:r>
+        <w:rPr>
+          <w:sz w:val="21"/>
+          <w:szCs w:val="21"/>
+        </w:rPr>
+        <w:t xml:space="preserve">Each party will comply with applicable data protection law in relation to any personal data processed in connection with the engagement, including the Digital Personal Data Protection Act, 2023 where applicable. [Please advise whether a separate data processing schedule is required, particularly for clients outside India and where we are given access to client advertising and analytics accounts.]</w:t>
+      </w:r>
+    </w:p>
+    <w:p>
+      <w:pPr>
+        <w:spacing w:after="140" w:before="180" w:line="276"/>
+      </w:pPr>
+      <w:r>
+        <w:rPr>
+          <w:b/>
+          <w:bCs/>
+          <w:color w:val="1A2B4A"/>
+          <w:sz w:val="21"/>
+          <w:szCs w:val="21"/>
+        </w:rPr>
+        <w:t xml:space="preserve">21. Limitation of liability. </w:t>
+      </w:r>
+      <w:r>
+        <w:rPr>
+          <w:sz w:val="21"/>
+          <w:szCs w:val="21"/>
+        </w:rPr>
+        <w:t xml:space="preserve">To the maximum extent permitted by law, neither party is liable for indirect, incidental, special or consequential loss, including loss of revenue, profits, business or goodwill. Our aggregate liability arising out of or in connection with the engagement is limited to the total fees paid to us for the services in the three months preceding the event giving rise to the claim. Nothing in these terms limits liability for fraud, wilful misconduct, death or personal injury, or any other liability that cannot lawfully be limited. [Please confirm the cap and the carve-outs.]</w:t>
+      </w:r>
+    </w:p>
+    <w:p>
+      <w:pPr>
+        <w:spacing w:after="140" w:before="180" w:line="276"/>
+      </w:pPr>
+      <w:r>
+        <w:rPr>
+          <w:b/>
+          <w:bCs/>
+          <w:color w:val="1A2B4A"/>
+          <w:sz w:val="21"/>
+          <w:szCs w:val="21"/>
+        </w:rPr>
+        <w:t xml:space="preserve">22. Force majeure. </w:t>
       </w:r>
       <w:r>
         <w:rPr>
@@ -659,7 +835,7 @@
           <w:sz w:val="21"/>
           <w:szCs w:val="21"/>
         </w:rPr>
-        <w:t xml:space="preserve">17. Entire agreement and precedence. </w:t>
+        <w:t xml:space="preserve">23. Entire agreement and precedence. </w:t>
       </w:r>
       <w:r>
         <w:rPr>
@@ -681,14 +857,14 @@
           <w:sz w:val="21"/>
           <w:szCs w:val="21"/>
         </w:rPr>
-        <w:t xml:space="preserve">18. Governing law and jurisdiction. </w:t>
-      </w:r>
-      <w:r>
-        <w:rPr>
-          <w:sz w:val="21"/>
-          <w:szCs w:val="21"/>
-        </w:rPr>
-        <w:t xml:space="preserve">These terms are governed by the laws of India, and the courts at Ahmedabad and Mumbai have jurisdiction. [Please advise on the appropriate single seat of jurisdiction, and whether an arbitration clause would be preferable, including for international clients.]</w:t>
+        <w:t xml:space="preserve">24. Governing law and jurisdiction. </w:t>
+      </w:r>
+      <w:r>
+        <w:rPr>
+          <w:sz w:val="21"/>
+          <w:szCs w:val="21"/>
+        </w:rPr>
+        <w:t xml:space="preserve">These terms and any engagement under them are governed by the laws of India, and are subject to the jurisdiction of the competent courts of India. [Please advise whether a single named seat should be specified for certainty of enforcement, and whether an arbitration clause seated in India would be preferable, particularly for clients contracting from outside India.]</w:t>
       </w:r>
     </w:p>
     <w:p>
@@ -719,7 +895,7 @@
           <w:sz w:val="21"/>
           <w:szCs w:val="21"/>
         </w:rPr>
-        <w:t xml:space="preserve">The following points are where we would most value your guidance:</w:t>
+        <w:t xml:space="preserve">The following points are where we would most value your guidance. Points 1 to 3 are the commercially significant ones:</w:t>
       </w:r>
     </w:p>
     <w:p>
@@ -736,7 +912,7 @@
           <w:sz w:val="21"/>
           <w:szCs w:val="21"/>
         </w:rPr>
-        <w:t xml:space="preserve">Is the duration-discount forfeiture in clause 5 enforceable as drafted, or should it be restructured (for example as a discount that accrues rather than one that is clawed back)?</w:t>
+        <w:t xml:space="preserve">GST: we are not currently registered, so we do not charge GST. Please confirm this is correct, at what point registration becomes mandatory, and whether fees invoiced to clients outside India count toward that threshold. A tax adviser’s view would be welcome here.</w:t>
       </w:r>
     </w:p>
     <w:p>
@@ -753,7 +929,7 @@
           <w:sz w:val="21"/>
           <w:szCs w:val="21"/>
         </w:rPr>
-        <w:t xml:space="preserve">Is the liability cap in clause 15 appropriate for a solo-operated agency, and are the carve-outs correctly stated?</w:t>
+        <w:t xml:space="preserve">Is the term structure in clause 2 sound — monthly billing across a fixed term, with the complimentary months falling at the end and simply not being reached if the client leaves early? We deliberately avoided any clawback or exit penalty.</w:t>
       </w:r>
     </w:p>
     <w:p>
@@ -770,7 +946,7 @@
           <w:sz w:val="21"/>
           <w:szCs w:val="21"/>
         </w:rPr>
-        <w:t xml:space="preserve">Does the no-guarantee wording in clause 12 give adequate protection against a claim of misrepresentation, given that our marketing discusses growth outcomes?</w:t>
+        <w:t xml:space="preserve">Are the cancellation clauses (9 to 11) and the refund policy (clause 12) clear, fair and enforceable, and is 30 days’ notice appropriate for both sides?</w:t>
       </w:r>
     </w:p>
     <w:p>
@@ -787,7 +963,7 @@
           <w:sz w:val="21"/>
           <w:szCs w:val="21"/>
         </w:rPr>
-        <w:t xml:space="preserve">Should jurisdiction name a single seat rather than two, and would an arbitration clause be preferable for international clients?</w:t>
+        <w:t xml:space="preserve">Does clause 15 give adequate protection against a claim of misrepresentation, given that our marketing discusses growth outcomes, and is the split between clause 14 (what we commit to) and clause 15 (what we cannot promise) drafted correctly?</w:t>
       </w:r>
     </w:p>
     <w:p>
@@ -804,7 +980,7 @@
           <w:sz w:val="21"/>
           <w:szCs w:val="21"/>
         </w:rPr>
-        <w:t xml:space="preserve">What GST treatment and place-of-supply position applies to overseas clients, and should the terms address TDS/withholding?</w:t>
+        <w:t xml:space="preserve">Is the liability cap in clause 21 appropriate, and are the carve-outs correctly and completely stated?</w:t>
       </w:r>
     </w:p>
     <w:p>
@@ -821,6 +997,23 @@
           <w:sz w:val="21"/>
           <w:szCs w:val="21"/>
         </w:rPr>
+        <w:t xml:space="preserve">Should clause 24 name a single seat of jurisdiction rather than referring to the competent courts of India generally, and would an arbitration clause be preferable for international clients?</w:t>
+      </w:r>
+    </w:p>
+    <w:p>
+      <w:pPr>
+        <w:pStyle w:val="ListParagraph"/>
+        <w:numPr>
+          <w:ilvl w:val="0"/>
+          <w:numId w:val="3"/>
+        </w:numPr>
+        <w:spacing w:after="110" w:line="276"/>
+      </w:pPr>
+      <w:r>
+        <w:rPr>
+          <w:sz w:val="21"/>
+          <w:szCs w:val="21"/>
+        </w:rPr>
         <w:t xml:space="preserve">Is a separate data processing schedule required under the DPDP Act, 2023, particularly where we are given access to client advertising and analytics accounts?</w:t>
       </w:r>
     </w:p>
@@ -838,7 +1031,7 @@
           <w:sz w:val="21"/>
           <w:szCs w:val="21"/>
         </w:rPr>
-        <w:t xml:space="preserve">Do we need a distinct set of website terms of use and a privacy policy separate from these engagement terms, and does the free-tools disclaimer in clause 14 suffice?</w:t>
+        <w:t xml:space="preserve">Do we need distinct website terms of use and a privacy policy separate from these engagement terms, and does the free-tools disclaimer in clause 17 suffice?</w:t>
       </w:r>
     </w:p>
     <w:p>

--- a/docs/Click-n-likes-Terms-of-Service-DRAFT-for-legal-review.docx
+++ b/docs/Click-n-likes-Terms-of-Service-DRAFT-for-legal-review.docx
@@ -215,7 +215,7 @@
           <w:sz w:val="21"/>
           <w:szCs w:val="21"/>
         </w:rPr>
-        <w:t xml:space="preserve">Term options of 1, 3, 6 or 12 months, billed monthly in advance. On a 6-month term the client is charged for 5 months; on a 12-month term, for 10. The free months fall at the END of the term, so they are earned by completing it.</w:t>
+        <w:t xml:space="preserve">Term options of 1, 3, 6 or 12 months, invoiced ONCE IN ADVANCE for the chargeable months. On a 6-month term the client pays for 5 and receives 6; on a 12-month term, pays for 10 and receives 12. Payment up front is deliberately balanced by a full refund of any month paid for but not delivered.</w:t>
       </w:r>
     </w:p>
     <w:p>
@@ -353,7 +353,7 @@
           <w:sz w:val="21"/>
           <w:szCs w:val="21"/>
         </w:rPr>
-        <w:t xml:space="preserve">Monthly services are supplied for the term the client selects — 1, 3, 6 or 12 months — and are invoiced monthly in advance throughout that term. A term is not a lump-sum package: the client pays month by month, and the term fixes how long the engagement runs and which incentives apply. On a 6-month term, months 1 to 5 are chargeable and month 6 is supplied at no charge. On a 12-month term, months 1 to 10 are chargeable and months 11 and 12 are supplied at no charge. The complimentary months fall at the end of the term and are earned by completing it. One-time projects are invoiced 50% to commence and 50% on delivery unless the Proposal states otherwise.</w:t>
+        <w:t xml:space="preserve">Monthly services are supplied for the term the client selects — 1, 3, 6 or 12 months — and the chargeable months of that term are invoiced once, in advance, before work begins. On a 6-month term the client pays for 5 months and receives 6. On a 12-month term the client pays for 10 months and receives 12. The complimentary months fall at the end of the term. Payment in advance is balanced by the refund position at clause 12: any month paid for but not delivered is refunded in full, so the client is never out of pocket for work not received. One-time projects are invoiced 50% to commence and 50% on delivery unless the Proposal states otherwise.</w:t>
       </w:r>
     </w:p>
     <w:p>
@@ -516,7 +516,7 @@
           <w:sz w:val="21"/>
           <w:szCs w:val="21"/>
         </w:rPr>
-        <w:t xml:space="preserve">The client may cancel at any time by giving 30 days’ written notice. During the notice period we continue to deliver the services and the fee for that period remains payable. Where the client is part-way through a 6- or 12-month term, the complimentary months at the end of that term are not reached and therefore do not apply; no penalty, exit fee or recalculation of past months is charged. A one-time project may be cancelled before delivery, with payment due only for the work completed to the date of cancellation.</w:t>
+        <w:t xml:space="preserve">The client may cancel at any time by giving 30 days’ written notice. We continue to deliver through the notice period, and every month paid for beyond it is refunded in full under clause 12. Where the client is part-way through a 6- or 12-month term, the complimentary months at the end of that term are not reached and therefore do not apply; no penalty, exit fee or recalculation of the months already delivered is charged. A one-time project may be cancelled before delivery, with payment due only for the work completed to the date of cancellation.</w:t>
       </w:r>
     </w:p>
     <w:p>
@@ -591,7 +591,7 @@
           <w:sz w:val="21"/>
           <w:szCs w:val="21"/>
         </w:rPr>
-        <w:t xml:space="preserve">Fees for services already delivered are not refundable, because the work has been performed. Any amount paid in advance for services not yet delivered is refunded in full, or credited against future work if the client prefers, within 14 working days of the engagement ending. For one-time projects, the commencement payment covers work undertaken from the date of instruction and is refundable only to the extent it exceeds the value of the work completed at the point of cancellation. Advertising spend is held by the advertising platform and never by us, so any refund of unspent budget is governed by that platform’s own rules and is claimed by the client directly. Domain, hosting, licences and third-party tools are purchased by the client in the client’s own name and are refundable only under the terms of the relevant provider.</w:t>
+        <w:t xml:space="preserve">Because the term is paid in advance, this clause is central to the bargain. Fees for services already delivered are not refundable, because the work has been performed. Any amount paid in advance for services not yet delivered is refunded in full, or credited against future work if the client prefers, within 14 working days of the engagement ending. For one-time projects, the commencement payment covers work undertaken from the date of instruction and is refundable only to the extent it exceeds the value of the work completed at the point of cancellation. Advertising spend is held by the advertising platform and never by us, so any refund of unspent budget is governed by that platform’s own rules and is claimed by the client directly. Domain, hosting, licences and third-party tools are purchased by the client in the client’s own name and are refundable only under the terms of the relevant provider.</w:t>
       </w:r>
     </w:p>
     <w:p>
@@ -929,7 +929,7 @@
           <w:sz w:val="21"/>
           <w:szCs w:val="21"/>
         </w:rPr>
-        <w:t xml:space="preserve">Is the term structure in clause 2 sound — monthly billing across a fixed term, with the complimentary months falling at the end and simply not being reached if the client leaves early? We deliberately avoided any clawback or exit penalty.</w:t>
+        <w:t xml:space="preserve">Is the term structure in clause 2 sound — the whole term invoiced in advance, balanced by the clause 12 refund of any month paid for but not delivered? We deliberately avoided any clawback or exit penalty. Please confirm that advance payment coupled with this refund promise is enforceable and fair, and flag any consumer-protection issue with taking payment before delivery.</w:t>
       </w:r>
     </w:p>
     <w:p>

--- a/docs/Click-n-likes-Terms-of-Service-DRAFT-for-legal-review.docx
+++ b/docs/Click-n-likes-Terms-of-Service-DRAFT-for-legal-review.docx
@@ -560,7 +560,7 @@
           <w:sz w:val="21"/>
           <w:szCs w:val="21"/>
         </w:rPr>
-        <w:t xml:space="preserve">Either party may terminate immediately, by written notice, if the other commits a material breach that is not remedied within 14 days of being notified of it, becomes insolvent, or is required to stop by law.</w:t>
+        <w:t xml:space="preserve">Either party may terminate immediately, by written notice, if the other commits a material breach that is not remedied within 14 days of being notified of it, becomes insolvent, or is required to stop by law. Where the Client is in material breach, we may suspend all services immediately pending termination, without prejudice to our right to retain fees already earned or otherwise payable under the Agreement.</w:t>
       </w:r>
     </w:p>
     <w:p>
@@ -591,7 +591,7 @@
           <w:sz w:val="21"/>
           <w:szCs w:val="21"/>
         </w:rPr>
-        <w:t xml:space="preserve">Because the term is paid in advance, this clause is central to the bargain. Fees for services already delivered are not refundable, because the work has been performed. Any amount paid in advance for services not yet delivered is refunded in full, or credited against future work if the client prefers, within 14 working days of the engagement ending. For one-time projects, the commencement payment covers work undertaken from the date of instruction and is refundable only to the extent it exceeds the value of the work completed at the point of cancellation. Advertising spend is held by the advertising platform and never by us, so any refund of unspent budget is governed by that platform’s own rules and is claimed by the client directly. Domain, hosting, licences and third-party tools are purchased by the client in the client’s own name and are refundable only under the terms of the relevant provider.</w:t>
+        <w:t xml:space="preserve">Because the term is paid in advance, this clause is central to the bargain, so each case is stated separately. Fees for services already delivered are never refundable, because the work has been performed. (a) Where the Client ends the engagement on notice and we are not in breach, services continue through the notice period and the fees for that period remain payable; any prepaid month that has not yet commenced is refunded within 14 working days. (b) Where we end the engagement because of the Client’s material breach, non-payment or other default, the Client is not entitled to a refund of the billing month in progress, as the capacity and work for that month are already committed; any prepaid month that has not yet commenced is refunded within 14 working days. (c) Where we end the engagement for any reason other than the Client’s breach or non-payment, all prepaid fees for services not yet delivered are refunded in full. (d) For one-time projects, the commencement payment is refundable only to the extent it exceeds the value of the work completed at the point of cancellation. (e) Advertising spend is held by the advertising platform and never by us, so any refund of unspent budget is governed by that platform’s rules and claimed by the Client directly; domain, hosting, licences and third-party tools are purchased in the Client’s own name and are refundable only under the terms of the relevant provider. [Please confirm that retaining the month in progress under (b) reflects genuine committed cost rather than a penalty, and so sits on the right side of section 74 of the Indian Contract Act, 1872.]</w:t>
       </w:r>
     </w:p>
     <w:p>
@@ -946,7 +946,7 @@
           <w:sz w:val="21"/>
           <w:szCs w:val="21"/>
         </w:rPr>
-        <w:t xml:space="preserve">Are the cancellation clauses (9 to 11) and the refund policy (clause 12) clear, fair and enforceable, and is 30 days’ notice appropriate for both sides?</w:t>
+        <w:t xml:space="preserve">Are the cancellation clauses (9 to 11) and the refund policy (clause 12) clear, fair and enforceable, and is 30 days’ notice appropriate for both sides? In particular: does retaining the billing month in progress where the Client is in default (clause 12(b)) read as genuine compensation rather than a penalty under section 74 of the Indian Contract Act, and is the immediate suspension right in clause 11 drafted safely?</w:t>
       </w:r>
     </w:p>
     <w:p>
